--- a/Project/Weekly_Report_Week4.docx
+++ b/Project/Weekly_Report_Week4.docx
@@ -23,15 +23,7 @@
         <w:jc w:val="center"/>
       </w:pPr>
       <w:r>
-        <w:t>Opp. Science city, Sola-</w:t>
-      </w:r>
-      <w:proofErr w:type="spellStart"/>
-      <w:r>
-        <w:t>Bhadaj</w:t>
-      </w:r>
-      <w:proofErr w:type="spellEnd"/>
-      <w:r>
-        <w:t xml:space="preserve"> Road, Ahmedabad, Gujarat 380060</w:t>
+        <w:t>Opp. Science city, Sola-Bhadaj Road, Ahmedabad, Gujarat 380060</w:t>
       </w:r>
     </w:p>
     <w:p>
@@ -89,12 +81,6 @@
         <w:gridCol w:w="6560"/>
       </w:tblGrid>
       <w:tr>
-        <w:tblPrEx>
-          <w:tblCellMar>
-            <w:top w:w="0" w:type="dxa"/>
-            <w:bottom w:w="0" w:type="dxa"/>
-          </w:tblCellMar>
-        </w:tblPrEx>
         <w:tc>
           <w:tcPr>
             <w:tcW w:w="2800" w:type="dxa"/>
@@ -145,12 +131,6 @@
         </w:tc>
       </w:tr>
       <w:tr>
-        <w:tblPrEx>
-          <w:tblCellMar>
-            <w:top w:w="0" w:type="dxa"/>
-            <w:bottom w:w="0" w:type="dxa"/>
-          </w:tblCellMar>
-        </w:tblPrEx>
         <w:tc>
           <w:tcPr>
             <w:tcW w:w="2800" w:type="dxa"/>
@@ -168,21 +148,12 @@
             </w:tcMar>
           </w:tcPr>
           <w:p>
-            <w:proofErr w:type="spellStart"/>
             <w:r>
               <w:rPr>
                 <w:b/>
                 <w:bCs/>
               </w:rPr>
-              <w:t>Enrollment</w:t>
-            </w:r>
-            <w:proofErr w:type="spellEnd"/>
-            <w:r>
-              <w:rPr>
-                <w:b/>
-                <w:bCs/>
-              </w:rPr>
-              <w:t xml:space="preserve"> Number:</w:t>
+              <w:t>Enrollment Number:</w:t>
             </w:r>
           </w:p>
         </w:tc>
@@ -210,12 +181,6 @@
         </w:tc>
       </w:tr>
       <w:tr>
-        <w:tblPrEx>
-          <w:tblCellMar>
-            <w:top w:w="0" w:type="dxa"/>
-            <w:bottom w:w="0" w:type="dxa"/>
-          </w:tblCellMar>
-        </w:tblPrEx>
         <w:tc>
           <w:tcPr>
             <w:tcW w:w="2800" w:type="dxa"/>
@@ -260,41 +225,12 @@
           </w:tcPr>
           <w:p>
             <w:r>
-              <w:t>January</w:t>
-            </w:r>
-            <w:r>
-              <w:t xml:space="preserve"> </w:t>
-            </w:r>
-            <w:r>
-              <w:t>22</w:t>
-            </w:r>
-            <w:r>
-              <w:t xml:space="preserve">, 2026 - </w:t>
-            </w:r>
-            <w:proofErr w:type="spellStart"/>
-            <w:r>
-              <w:t>Januray</w:t>
-            </w:r>
-            <w:proofErr w:type="spellEnd"/>
-            <w:r>
-              <w:t xml:space="preserve"> 2</w:t>
-            </w:r>
-            <w:r>
-              <w:t>8</w:t>
-            </w:r>
-            <w:r>
-              <w:t>, 2026 (Week 4)</w:t>
+              <w:t>January 22, 2026 - Januray 28, 2026 (Week 4)</w:t>
             </w:r>
           </w:p>
         </w:tc>
       </w:tr>
       <w:tr>
-        <w:tblPrEx>
-          <w:tblCellMar>
-            <w:top w:w="0" w:type="dxa"/>
-            <w:bottom w:w="0" w:type="dxa"/>
-          </w:tblCellMar>
-        </w:tblPrEx>
         <w:tc>
           <w:tcPr>
             <w:tcW w:w="2800" w:type="dxa"/>
@@ -339,26 +275,12 @@
           </w:tcPr>
           <w:p>
             <w:r>
-              <w:t xml:space="preserve">Microsoft Elevate Program (via </w:t>
-            </w:r>
-            <w:proofErr w:type="spellStart"/>
-            <w:r>
-              <w:t>Edunet</w:t>
-            </w:r>
-            <w:proofErr w:type="spellEnd"/>
-            <w:r>
-              <w:t xml:space="preserve"> Foundation &amp; FICE Education)</w:t>
+              <w:t>Microsoft Elevate Program (via Edunet Foundation &amp; FICE Education)</w:t>
             </w:r>
           </w:p>
         </w:tc>
       </w:tr>
       <w:tr>
-        <w:tblPrEx>
-          <w:tblCellMar>
-            <w:top w:w="0" w:type="dxa"/>
-            <w:bottom w:w="0" w:type="dxa"/>
-          </w:tblCellMar>
-        </w:tblPrEx>
         <w:tc>
           <w:tcPr>
             <w:tcW w:w="2800" w:type="dxa"/>
@@ -409,12 +331,6 @@
         </w:tc>
       </w:tr>
       <w:tr>
-        <w:tblPrEx>
-          <w:tblCellMar>
-            <w:top w:w="0" w:type="dxa"/>
-            <w:bottom w:w="0" w:type="dxa"/>
-          </w:tblCellMar>
-        </w:tblPrEx>
         <w:tc>
           <w:tcPr>
             <w:tcW w:w="2800" w:type="dxa"/>
@@ -465,12 +381,6 @@
         </w:tc>
       </w:tr>
       <w:tr>
-        <w:tblPrEx>
-          <w:tblCellMar>
-            <w:top w:w="0" w:type="dxa"/>
-            <w:bottom w:w="0" w:type="dxa"/>
-          </w:tblCellMar>
-        </w:tblPrEx>
         <w:tc>
           <w:tcPr>
             <w:tcW w:w="2800" w:type="dxa"/>
@@ -897,13 +807,8 @@
           <w:numId w:val="2"/>
         </w:numPr>
       </w:pPr>
-      <w:proofErr w:type="spellStart"/>
-      <w:r>
-        <w:t>Color</w:t>
-      </w:r>
-      <w:proofErr w:type="spellEnd"/>
-      <w:r>
-        <w:t xml:space="preserve"> theory and accessibility considerations</w:t>
+      <w:r>
+        <w:t>Color theory and accessibility considerations</w:t>
       </w:r>
     </w:p>
     <w:p>
@@ -980,15 +885,7 @@
         <w:spacing w:after="200"/>
       </w:pPr>
       <w:r>
-        <w:t xml:space="preserve">Created a comprehensive business intelligence dashboard with executive summary page, detailed sales analysis page, and regional performance page. Implemented consistent </w:t>
-      </w:r>
-      <w:proofErr w:type="spellStart"/>
-      <w:r>
-        <w:t>color</w:t>
-      </w:r>
-      <w:proofErr w:type="spellEnd"/>
-      <w:r>
-        <w:t xml:space="preserve"> scheme, added navigation buttons, and created custom tooltips. Applied mobile view formatting for tablet/phone display.</w:t>
+        <w:t>Created a comprehensive business intelligence dashboard with executive summary page, detailed sales analysis page, and regional performance page. Implemented consistent color scheme, added navigation buttons, and created custom tooltips. Applied mobile view formatting for tablet/phone display.</w:t>
       </w:r>
     </w:p>
     <w:p>
@@ -1186,7 +1083,7 @@
           <w:noProof/>
         </w:rPr>
         <w:drawing>
-          <wp:inline distT="0" distB="0" distL="0" distR="0" wp14:anchorId="4CE62D03" wp14:editId="6E6ED43E">
+          <wp:inline distT="0" distB="0" distL="0" distR="0" wp14:anchorId="4CE62D03" wp14:editId="46E388B2">
             <wp:extent cx="5494020" cy="4276090"/>
             <wp:effectExtent l="0" t="0" r="0" b="0"/>
             <wp:docPr id="1395074417" name="Picture 4"/>
@@ -1241,13 +1138,8 @@
       <w:pPr>
         <w:spacing w:after="200"/>
       </w:pPr>
-      <w:proofErr w:type="spellStart"/>
-      <w:r>
-        <w:t>Analyzed</w:t>
-      </w:r>
-      <w:proofErr w:type="spellEnd"/>
-      <w:r>
-        <w:t xml:space="preserve"> practical examples including email spam classification (supervised learning), customer segmentation (unsupervised learning), and Netflix recommendations. Discussed how training data quality affects model performance. Understood the concept of overfitting and underfitting.</w:t>
+      <w:r>
+        <w:t>Analyzed practical examples including email spam classification (supervised learning), customer segmentation (unsupervised learning), and Netflix recommendations. Discussed how training data quality affects model performance. Understood the concept of overfitting and underfitting.</w:t>
       </w:r>
     </w:p>
     <w:p>
@@ -1334,15 +1226,7 @@
         <w:spacing w:after="100"/>
       </w:pPr>
       <w:r>
-        <w:t xml:space="preserve">Completed and submitted comprehensive Power BI assignment covering all topics learned from Week 3-4 including data </w:t>
-      </w:r>
-      <w:proofErr w:type="spellStart"/>
-      <w:r>
-        <w:t>modeling</w:t>
-      </w:r>
-      <w:proofErr w:type="spellEnd"/>
-      <w:r>
-        <w:t>, DAX, visualizations, and dashboard design.</w:t>
+        <w:t>Completed and submitted comprehensive Power BI assignment covering all topics learned from Week 3-4 including data modeling, DAX, visualizations, and dashboard design.</w:t>
       </w:r>
     </w:p>
     <w:p>
@@ -1435,15 +1319,7 @@
         </w:numPr>
       </w:pPr>
       <w:r>
-        <w:t>Submitted .</w:t>
-      </w:r>
-      <w:proofErr w:type="spellStart"/>
-      <w:r>
-        <w:t>pbix</w:t>
-      </w:r>
-      <w:proofErr w:type="spellEnd"/>
-      <w:r>
-        <w:t xml:space="preserve"> file to MS Elevate portal</w:t>
+        <w:t>Submitted .pbix file to MS Elevate portal</w:t>
       </w:r>
     </w:p>
     <w:p/>
@@ -1696,7 +1572,7 @@
         <w:spacing w:before="300" w:after="200"/>
       </w:pPr>
       <w:r>
-        <w:t>Plans for next week (Feb 24-28, 2026):</w:t>
+        <w:t>Plans for next week:</w:t>
       </w:r>
     </w:p>
     <w:p>
@@ -1853,15 +1729,7 @@
         </w:numPr>
       </w:pPr>
       <w:r>
-        <w:t xml:space="preserve">Install TensorFlow and </w:t>
-      </w:r>
-      <w:proofErr w:type="spellStart"/>
-      <w:r>
-        <w:t>Keras</w:t>
-      </w:r>
-      <w:proofErr w:type="spellEnd"/>
-      <w:r>
-        <w:t xml:space="preserve"> libraries</w:t>
+        <w:t>Install TensorFlow and Keras libraries</w:t>
       </w:r>
     </w:p>
     <w:p>
@@ -2017,12 +1885,6 @@
         <w:gridCol w:w="1560"/>
       </w:tblGrid>
       <w:tr>
-        <w:tblPrEx>
-          <w:tblCellMar>
-            <w:top w:w="0" w:type="dxa"/>
-            <w:bottom w:w="0" w:type="dxa"/>
-          </w:tblCellMar>
-        </w:tblPrEx>
         <w:tc>
           <w:tcPr>
             <w:tcW w:w="1560" w:type="dxa"/>
@@ -2205,12 +2067,6 @@
         </w:tc>
       </w:tr>
       <w:tr>
-        <w:tblPrEx>
-          <w:tblCellMar>
-            <w:top w:w="0" w:type="dxa"/>
-            <w:bottom w:w="0" w:type="dxa"/>
-          </w:tblCellMar>
-        </w:tblPrEx>
         <w:tc>
           <w:tcPr>
             <w:tcW w:w="1560" w:type="dxa"/>

--- a/Project/Weekly_Report_Week4.docx
+++ b/Project/Weekly_Report_Week4.docx
@@ -23,7 +23,15 @@
         <w:jc w:val="center"/>
       </w:pPr>
       <w:r>
-        <w:t>Opp. Science city, Sola-Bhadaj Road, Ahmedabad, Gujarat 380060</w:t>
+        <w:t>Opp. Science city, Sola-</w:t>
+      </w:r>
+      <w:proofErr w:type="spellStart"/>
+      <w:r>
+        <w:t>Bhadaj</w:t>
+      </w:r>
+      <w:proofErr w:type="spellEnd"/>
+      <w:r>
+        <w:t xml:space="preserve"> Road, Ahmedabad, Gujarat 380060</w:t>
       </w:r>
     </w:p>
     <w:p>
@@ -148,12 +156,21 @@
             </w:tcMar>
           </w:tcPr>
           <w:p>
+            <w:proofErr w:type="spellStart"/>
             <w:r>
               <w:rPr>
                 <w:b/>
                 <w:bCs/>
               </w:rPr>
-              <w:t>Enrollment Number:</w:t>
+              <w:t>Enrollment</w:t>
+            </w:r>
+            <w:proofErr w:type="spellEnd"/>
+            <w:r>
+              <w:rPr>
+                <w:b/>
+                <w:bCs/>
+              </w:rPr>
+              <w:t xml:space="preserve"> Number:</w:t>
             </w:r>
           </w:p>
         </w:tc>
@@ -225,7 +242,15 @@
           </w:tcPr>
           <w:p>
             <w:r>
-              <w:t>January 22, 2026 - Januray 28, 2026 (Week 4)</w:t>
+              <w:t xml:space="preserve">January 22, 2026 - </w:t>
+            </w:r>
+            <w:proofErr w:type="spellStart"/>
+            <w:r>
+              <w:t>Januray</w:t>
+            </w:r>
+            <w:proofErr w:type="spellEnd"/>
+            <w:r>
+              <w:t xml:space="preserve"> 28, 2026 (Week 4)</w:t>
             </w:r>
           </w:p>
         </w:tc>
@@ -275,7 +300,15 @@
           </w:tcPr>
           <w:p>
             <w:r>
-              <w:t>Microsoft Elevate Program (via Edunet Foundation &amp; FICE Education)</w:t>
+              <w:t xml:space="preserve">Microsoft Elevate Program (via </w:t>
+            </w:r>
+            <w:proofErr w:type="spellStart"/>
+            <w:r>
+              <w:t>Edunet</w:t>
+            </w:r>
+            <w:proofErr w:type="spellEnd"/>
+            <w:r>
+              <w:t xml:space="preserve"> Foundation &amp; FICE Education)</w:t>
             </w:r>
           </w:p>
         </w:tc>
@@ -807,8 +840,13 @@
           <w:numId w:val="2"/>
         </w:numPr>
       </w:pPr>
-      <w:r>
-        <w:t>Color theory and accessibility considerations</w:t>
+      <w:proofErr w:type="spellStart"/>
+      <w:r>
+        <w:t>Color</w:t>
+      </w:r>
+      <w:proofErr w:type="spellEnd"/>
+      <w:r>
+        <w:t xml:space="preserve"> theory and accessibility considerations</w:t>
       </w:r>
     </w:p>
     <w:p>
@@ -885,7 +923,15 @@
         <w:spacing w:after="200"/>
       </w:pPr>
       <w:r>
-        <w:t>Created a comprehensive business intelligence dashboard with executive summary page, detailed sales analysis page, and regional performance page. Implemented consistent color scheme, added navigation buttons, and created custom tooltips. Applied mobile view formatting for tablet/phone display.</w:t>
+        <w:t xml:space="preserve">Created a comprehensive business intelligence dashboard with executive summary page, detailed sales analysis page, and regional performance page. Implemented consistent </w:t>
+      </w:r>
+      <w:proofErr w:type="spellStart"/>
+      <w:r>
+        <w:t>color</w:t>
+      </w:r>
+      <w:proofErr w:type="spellEnd"/>
+      <w:r>
+        <w:t xml:space="preserve"> scheme, added navigation buttons, and created custom tooltips. Applied mobile view formatting for tablet/phone display.</w:t>
       </w:r>
     </w:p>
     <w:p>
@@ -1083,7 +1129,7 @@
           <w:noProof/>
         </w:rPr>
         <w:drawing>
-          <wp:inline distT="0" distB="0" distL="0" distR="0" wp14:anchorId="4CE62D03" wp14:editId="46E388B2">
+          <wp:inline distT="0" distB="0" distL="0" distR="0" wp14:anchorId="4CE62D03" wp14:editId="13216BFC">
             <wp:extent cx="5494020" cy="4276090"/>
             <wp:effectExtent l="0" t="0" r="0" b="0"/>
             <wp:docPr id="1395074417" name="Picture 4"/>
@@ -1138,8 +1184,13 @@
       <w:pPr>
         <w:spacing w:after="200"/>
       </w:pPr>
-      <w:r>
-        <w:t>Analyzed practical examples including email spam classification (supervised learning), customer segmentation (unsupervised learning), and Netflix recommendations. Discussed how training data quality affects model performance. Understood the concept of overfitting and underfitting.</w:t>
+      <w:proofErr w:type="spellStart"/>
+      <w:r>
+        <w:t>Analyzed</w:t>
+      </w:r>
+      <w:proofErr w:type="spellEnd"/>
+      <w:r>
+        <w:t xml:space="preserve"> practical examples including email spam classification (supervised learning), customer segmentation (unsupervised learning), and Netflix recommendations. Discussed how training data quality affects model performance. Understood the concept of overfitting and underfitting.</w:t>
       </w:r>
     </w:p>
     <w:p>
@@ -1226,7 +1277,15 @@
         <w:spacing w:after="100"/>
       </w:pPr>
       <w:r>
-        <w:t>Completed and submitted comprehensive Power BI assignment covering all topics learned from Week 3-4 including data modeling, DAX, visualizations, and dashboard design.</w:t>
+        <w:t xml:space="preserve">Completed and submitted comprehensive Power BI assignment covering all topics learned from Week 3-4 including data </w:t>
+      </w:r>
+      <w:proofErr w:type="spellStart"/>
+      <w:r>
+        <w:t>modeling</w:t>
+      </w:r>
+      <w:proofErr w:type="spellEnd"/>
+      <w:r>
+        <w:t>, DAX, visualizations, and dashboard design.</w:t>
       </w:r>
     </w:p>
     <w:p>
@@ -1319,7 +1378,15 @@
         </w:numPr>
       </w:pPr>
       <w:r>
-        <w:t>Submitted .pbix file to MS Elevate portal</w:t>
+        <w:t>Submitted .</w:t>
+      </w:r>
+      <w:proofErr w:type="spellStart"/>
+      <w:r>
+        <w:t>pbix</w:t>
+      </w:r>
+      <w:proofErr w:type="spellEnd"/>
+      <w:r>
+        <w:t xml:space="preserve"> file to MS Elevate portal</w:t>
       </w:r>
     </w:p>
     <w:p/>
@@ -1729,7 +1796,15 @@
         </w:numPr>
       </w:pPr>
       <w:r>
-        <w:t>Install TensorFlow and Keras libraries</w:t>
+        <w:t xml:space="preserve">Install TensorFlow and </w:t>
+      </w:r>
+      <w:proofErr w:type="spellStart"/>
+      <w:r>
+        <w:t>Keras</w:t>
+      </w:r>
+      <w:proofErr w:type="spellEnd"/>
+      <w:r>
+        <w:t xml:space="preserve"> libraries</w:t>
       </w:r>
     </w:p>
     <w:p>
@@ -2229,7 +2304,7 @@
         <w:spacing w:after="120"/>
       </w:pPr>
       <w:r>
-        <w:t>Signature of External Guide with Company Seal: _____________________</w:t>
+        <w:t xml:space="preserve">Signature of External Guide with Company Seal: </w:t>
       </w:r>
     </w:p>
     <w:p>
@@ -2238,6 +2313,52 @@
       </w:pPr>
       <w:r>
         <w:t>Date: ___________</w:t>
+      </w:r>
+      <w:r>
+        <w:rPr>
+          <w:noProof/>
+        </w:rPr>
+        <w:drawing>
+          <wp:inline distT="0" distB="0" distL="0" distR="0" wp14:anchorId="722DE5FB" wp14:editId="65DCD3EE">
+            <wp:extent cx="1379220" cy="890905"/>
+            <wp:effectExtent l="0" t="0" r="0" b="0"/>
+            <wp:docPr id="2096697644" name="Picture 1"/>
+            <wp:cNvGraphicFramePr>
+              <a:graphicFrameLocks xmlns:a="http://schemas.openxmlformats.org/drawingml/2006/main" noChangeAspect="1"/>
+            </wp:cNvGraphicFramePr>
+            <a:graphic xmlns:a="http://schemas.openxmlformats.org/drawingml/2006/main">
+              <a:graphicData uri="http://schemas.openxmlformats.org/drawingml/2006/picture">
+                <pic:pic xmlns:pic="http://schemas.openxmlformats.org/drawingml/2006/picture">
+                  <pic:nvPicPr>
+                    <pic:cNvPr id="2096697644" name="Picture 2096697644"/>
+                    <pic:cNvPicPr/>
+                  </pic:nvPicPr>
+                  <pic:blipFill>
+                    <a:blip r:embed="rId11" cstate="print">
+                      <a:extLst>
+                        <a:ext uri="{28A0092B-C50C-407E-A947-70E740481C1C}">
+                          <a14:useLocalDpi xmlns:a14="http://schemas.microsoft.com/office/drawing/2010/main" val="0"/>
+                        </a:ext>
+                      </a:extLst>
+                    </a:blip>
+                    <a:stretch>
+                      <a:fillRect/>
+                    </a:stretch>
+                  </pic:blipFill>
+                  <pic:spPr>
+                    <a:xfrm>
+                      <a:off x="0" y="0"/>
+                      <a:ext cx="1388407" cy="896839"/>
+                    </a:xfrm>
+                    <a:prstGeom prst="rect">
+                      <a:avLst/>
+                    </a:prstGeom>
+                  </pic:spPr>
+                </pic:pic>
+              </a:graphicData>
+            </a:graphic>
+          </wp:inline>
+        </w:drawing>
       </w:r>
     </w:p>
     <w:p>
